--- a/ExcelToWord/Services/Templates/ReportTemplate.docx
+++ b/ExcelToWord/Services/Templates/ReportTemplate.docx
@@ -2,145 +2,435 @@
 <file path=word/document.xml><?xml version="1.0" encoding="utf-8"?>
 <w:document xmlns:wpc="http://schemas.microsoft.com/office/word/2010/wordprocessingCanvas" xmlns:cx="http://schemas.microsoft.com/office/drawing/2014/chartex" xmlns:cx1="http://schemas.microsoft.com/office/drawing/2015/9/8/chartex" xmlns:cx2="http://schemas.microsoft.com/office/drawing/2015/10/21/chartex" xmlns:cx3="http://schemas.microsoft.com/office/drawing/2016/5/9/chartex" xmlns:cx4="http://schemas.microsoft.com/office/drawing/2016/5/10/chartex" xmlns:cx5="http://schemas.microsoft.com/office/drawing/2016/5/11/chartex" xmlns:cx6="http://schemas.microsoft.com/office/drawing/2016/5/12/chartex" xmlns:cx7="http://schemas.microsoft.com/office/drawing/2016/5/13/chartex" xmlns:cx8="http://schemas.microsoft.com/office/drawing/2016/5/14/chartex" xmlns:mc="http://schemas.openxmlformats.org/markup-compatibility/2006" xmlns:aink="http://schemas.microsoft.com/office/drawing/2016/ink" xmlns:am3d="http://schemas.microsoft.com/office/drawing/2017/model3d" xmlns:o="urn:schemas-microsoft-com:office:office" xmlns:oel="http://schemas.microsoft.com/office/2019/extlst" xmlns:r="http://schemas.openxmlformats.org/officeDocument/2006/relationships" xmlns:m="http://schemas.openxmlformats.org/officeDocument/2006/math" xmlns:v="urn:schemas-microsoft-com:vml" xmlns:wp14="http://schemas.microsoft.com/office/word/2010/wordprocessingDrawing" xmlns:wp="http://schemas.openxmlformats.org/drawingml/2006/wordprocessingDrawing" xmlns:w10="urn:schemas-microsoft-com:office:word" xmlns:w="http://schemas.openxmlformats.org/wordprocessingml/2006/main" xmlns:w14="http://schemas.microsoft.com/office/word/2010/wordml" xmlns:w15="http://schemas.microsoft.com/office/word/2012/wordml" xmlns:w16cex="http://schemas.microsoft.com/office/word/2018/wordml/cex" xmlns:w16cid="http://schemas.microsoft.com/office/word/2016/wordml/cid" xmlns:w16="http://schemas.microsoft.com/office/word/2018/wordml" xmlns:w16du="http://schemas.microsoft.com/office/word/2023/wordml/word16du" xmlns:w16sdtdh="http://schemas.microsoft.com/office/word/2020/wordml/sdtdatahash" xmlns:w16sdtfl="http://schemas.microsoft.com/office/word/2024/wordml/sdtformatlock" xmlns:w16se="http://schemas.microsoft.com/office/word/2015/wordml/symex" xmlns:wpg="http://schemas.microsoft.com/office/word/2010/wordprocessingGroup" xmlns:wpi="http://schemas.microsoft.com/office/word/2010/wordprocessingInk" xmlns:wne="http://schemas.microsoft.com/office/word/2006/wordml" xmlns:wps="http://schemas.microsoft.com/office/word/2010/wordprocessingShape" mc:Ignorable="w14 w15 w16se w16cid w16 w16cex w16sdtdh w16sdtfl w16du wp14">
   <w:body>
+    <w:p>
+      <w:pPr>
+        <w:spacing w:after="0"/>
+        <w:ind w:firstLine="709"/>
+        <w:jc w:val="both"/>
+        <w:rPr>
+          <w:u w:val="single"/>
+          <w:lang w:val="uz-Latn-UZ"/>
+        </w:rPr>
+      </w:pPr>
+    </w:p>
     <w:tbl>
       <w:tblPr>
         <w:tblStyle w:val="TableGrid"/>
-        <w:tblW w:w="0" w:type="auto"/>
+        <w:tblW w:w="10710" w:type="dxa"/>
+        <w:tblInd w:w="-792" w:type="dxa"/>
+        <w:tblLayout w:type="fixed"/>
         <w:tblLook w:val="04A0" w:firstRow="1" w:lastRow="0" w:firstColumn="1" w:lastColumn="0" w:noHBand="0" w:noVBand="1"/>
       </w:tblPr>
       <w:tblGrid>
-        <w:gridCol w:w="1020"/>
-        <w:gridCol w:w="2439"/>
-        <w:gridCol w:w="2030"/>
-        <w:gridCol w:w="1020"/>
-        <w:gridCol w:w="1020"/>
-        <w:gridCol w:w="1020"/>
-        <w:gridCol w:w="1021"/>
+        <w:gridCol w:w="419"/>
+        <w:gridCol w:w="1111"/>
+        <w:gridCol w:w="2393"/>
+        <w:gridCol w:w="1569"/>
+        <w:gridCol w:w="1528"/>
+        <w:gridCol w:w="2160"/>
+        <w:gridCol w:w="1530"/>
       </w:tblGrid>
       <w:tr>
         <w:tc>
           <w:tcPr>
-            <w:tcW w:w="1367" w:type="dxa"/>
+            <w:tcW w:w="419" w:type="dxa"/>
           </w:tcPr>
           <w:p>
             <w:pPr>
-              <w:jc w:val="both"/>
-            </w:pPr>
+              <w:jc w:val="center"/>
+              <w:rPr>
+                <w:lang w:val="uz-Latn-UZ"/>
+              </w:rPr>
+            </w:pPr>
+            <w:r>
+              <w:rPr>
+                <w:rFonts w:cs="Times New Roman"/>
+                <w:lang w:val="uz-Latn-UZ"/>
+              </w:rPr>
+              <w:t>№</w:t>
+            </w:r>
           </w:p>
         </w:tc>
         <w:tc>
           <w:tcPr>
-            <w:tcW w:w="1367" w:type="dxa"/>
+            <w:tcW w:w="1111" w:type="dxa"/>
           </w:tcPr>
           <w:p>
             <w:pPr>
-              <w:jc w:val="both"/>
-            </w:pPr>
-            <w:r>
-              <w:rPr>
-                <w:i/>
-                <w:iCs/>
-              </w:rPr>
-              <w:t>==</w:t>
-            </w:r>
-            <w:proofErr w:type="spellStart"/>
-            <w:r>
-              <w:rPr>
-                <w:i/>
-                <w:iCs/>
-              </w:rPr>
-              <w:t>ProjectName</w:t>
-            </w:r>
-            <w:proofErr w:type="spellEnd"/>
-            <w:r>
-              <w:rPr>
-                <w:i/>
-                <w:iCs/>
-              </w:rPr>
-              <w:t>==</w:t>
-            </w:r>
-          </w:p>
-          <w:p>
-            <w:pPr>
-              <w:jc w:val="both"/>
-            </w:pPr>
+              <w:jc w:val="center"/>
+              <w:rPr>
+                <w:lang w:val="uz-Latn-UZ"/>
+              </w:rPr>
+            </w:pPr>
+            <w:r>
+              <w:rPr>
+                <w:lang w:val="uz-Latn-UZ"/>
+              </w:rPr>
+              <w:t>Loyiha</w:t>
+            </w:r>
           </w:p>
         </w:tc>
         <w:tc>
           <w:tcPr>
-            <w:tcW w:w="1367" w:type="dxa"/>
+            <w:tcW w:w="2393" w:type="dxa"/>
           </w:tcPr>
           <w:p>
             <w:pPr>
-              <w:jc w:val="both"/>
-            </w:pPr>
-            <w:r>
-              <w:rPr>
-                <w:i/>
-                <w:iCs/>
-              </w:rPr>
-              <w:t>==</w:t>
-            </w:r>
-            <w:proofErr w:type="spellStart"/>
-            <w:r>
-              <w:rPr>
-                <w:i/>
-                <w:iCs/>
-              </w:rPr>
-              <w:t>Summary</w:t>
-            </w:r>
-            <w:proofErr w:type="spellEnd"/>
-            <w:r>
-              <w:rPr>
-                <w:i/>
-                <w:iCs/>
-              </w:rPr>
-              <w:t>==</w:t>
-            </w:r>
-          </w:p>
-          <w:p>
-            <w:pPr>
-              <w:jc w:val="both"/>
-            </w:pPr>
+              <w:rPr>
+                <w:lang w:val="uz-Latn-UZ"/>
+              </w:rPr>
+            </w:pPr>
+            <w:r>
+              <w:rPr>
+                <w:lang w:val="uz-Latn-UZ"/>
+              </w:rPr>
+              <w:t xml:space="preserve"> Chora-tadbir nomi</w:t>
+            </w:r>
           </w:p>
         </w:tc>
         <w:tc>
           <w:tcPr>
-            <w:tcW w:w="1367" w:type="dxa"/>
+            <w:tcW w:w="1569" w:type="dxa"/>
           </w:tcPr>
           <w:p>
             <w:pPr>
-              <w:jc w:val="both"/>
-            </w:pPr>
+              <w:jc w:val="center"/>
+              <w:rPr>
+                <w:lang w:val="uz-Latn-UZ"/>
+              </w:rPr>
+            </w:pPr>
+            <w:r>
+              <w:rPr>
+                <w:lang w:val="uz-Latn-UZ"/>
+              </w:rPr>
+              <w:t>Belgilangan muddati</w:t>
+            </w:r>
           </w:p>
         </w:tc>
         <w:tc>
           <w:tcPr>
-            <w:tcW w:w="1367" w:type="dxa"/>
+            <w:tcW w:w="1528" w:type="dxa"/>
           </w:tcPr>
           <w:p>
             <w:pPr>
-              <w:jc w:val="both"/>
-            </w:pPr>
+              <w:jc w:val="center"/>
+              <w:rPr>
+                <w:lang w:val="uz-Latn-UZ"/>
+              </w:rPr>
+            </w:pPr>
+            <w:r>
+              <w:rPr>
+                <w:lang w:val="uz-Latn-UZ"/>
+              </w:rPr>
+              <w:t>Ijro etilgan sanasi</w:t>
+            </w:r>
           </w:p>
         </w:tc>
         <w:tc>
           <w:tcPr>
-            <w:tcW w:w="1367" w:type="dxa"/>
+            <w:tcW w:w="2160" w:type="dxa"/>
           </w:tcPr>
           <w:p>
             <w:pPr>
-              <w:jc w:val="both"/>
-            </w:pPr>
+              <w:jc w:val="center"/>
+              <w:rPr>
+                <w:lang w:val="uz-Latn-UZ"/>
+              </w:rPr>
+            </w:pPr>
+            <w:r>
+              <w:rPr>
+                <w:lang w:val="uz-Latn-UZ"/>
+              </w:rPr>
+              <w:t>Mas’ul ijrochilar</w:t>
+            </w:r>
           </w:p>
         </w:tc>
         <w:tc>
           <w:tcPr>
-            <w:tcW w:w="1368" w:type="dxa"/>
+            <w:tcW w:w="1530" w:type="dxa"/>
           </w:tcPr>
           <w:p>
             <w:pPr>
+              <w:jc w:val="center"/>
+              <w:rPr>
+                <w:lang w:val="uz-Latn-UZ"/>
+              </w:rPr>
+            </w:pPr>
+            <w:r>
+              <w:rPr>
+                <w:lang w:val="uz-Latn-UZ"/>
+              </w:rPr>
+              <w:t>Ijro holati</w:t>
+            </w:r>
+          </w:p>
+        </w:tc>
+      </w:tr>
+      <w:tr>
+        <w:tc>
+          <w:tcPr>
+            <w:tcW w:w="419" w:type="dxa"/>
+          </w:tcPr>
+          <w:p>
+            <w:pPr>
               <w:jc w:val="both"/>
+            </w:pPr>
+            <w:r>
+              <w:rPr>
+                <w:i/>
+                <w:iCs/>
+              </w:rPr>
+              <w:t>==Number==</w:t>
+            </w:r>
+          </w:p>
+          <w:p>
+            <w:pPr>
+              <w:jc w:val="both"/>
+              <w:rPr>
+                <w:lang w:val="uz-Latn-UZ"/>
+              </w:rPr>
+            </w:pPr>
+          </w:p>
+        </w:tc>
+        <w:tc>
+          <w:tcPr>
+            <w:tcW w:w="1111" w:type="dxa"/>
+          </w:tcPr>
+          <w:p>
+            <w:pPr>
+              <w:jc w:val="both"/>
+            </w:pPr>
+            <w:r>
+              <w:rPr>
+                <w:i/>
+                <w:iCs/>
+              </w:rPr>
+              <w:t>==</w:t>
+            </w:r>
+            <w:proofErr w:type="spellStart"/>
+            <w:r>
+              <w:rPr>
+                <w:i/>
+                <w:iCs/>
+              </w:rPr>
+              <w:t>ProjectName</w:t>
+            </w:r>
+            <w:proofErr w:type="spellEnd"/>
+            <w:r>
+              <w:rPr>
+                <w:i/>
+                <w:iCs/>
+              </w:rPr>
+              <w:t>==</w:t>
+            </w:r>
+          </w:p>
+          <w:p>
+            <w:pPr>
+              <w:jc w:val="both"/>
+            </w:pPr>
+          </w:p>
+        </w:tc>
+        <w:tc>
+          <w:tcPr>
+            <w:tcW w:w="2393" w:type="dxa"/>
+          </w:tcPr>
+          <w:p>
+            <w:pPr>
+              <w:jc w:val="both"/>
+            </w:pPr>
+            <w:r>
+              <w:rPr>
+                <w:i/>
+                <w:iCs/>
+              </w:rPr>
+              <w:t>==</w:t>
+            </w:r>
+            <w:proofErr w:type="spellStart"/>
+            <w:r>
+              <w:rPr>
+                <w:i/>
+                <w:iCs/>
+              </w:rPr>
+              <w:t>Summary</w:t>
+            </w:r>
+            <w:proofErr w:type="spellEnd"/>
+            <w:r>
+              <w:rPr>
+                <w:i/>
+                <w:iCs/>
+              </w:rPr>
+              <w:t>==</w:t>
+            </w:r>
+          </w:p>
+          <w:p>
+            <w:pPr>
+              <w:jc w:val="both"/>
+              <w:rPr>
+                <w:lang w:val="uz-Latn-UZ"/>
+              </w:rPr>
+            </w:pPr>
+          </w:p>
+        </w:tc>
+        <w:tc>
+          <w:tcPr>
+            <w:tcW w:w="1569" w:type="dxa"/>
+          </w:tcPr>
+          <w:p>
+            <w:pPr>
+              <w:jc w:val="both"/>
+            </w:pPr>
+            <w:r>
+              <w:rPr>
+                <w:i/>
+                <w:iCs/>
+              </w:rPr>
+              <w:t>==</w:t>
+            </w:r>
+            <w:proofErr w:type="spellStart"/>
+            <w:r>
+              <w:rPr>
+                <w:i/>
+                <w:iCs/>
+              </w:rPr>
+              <w:t>DueDate</w:t>
+            </w:r>
+            <w:proofErr w:type="spellEnd"/>
+            <w:r>
+              <w:rPr>
+                <w:i/>
+                <w:iCs/>
+              </w:rPr>
+              <w:t>==</w:t>
+            </w:r>
+          </w:p>
+          <w:p>
+            <w:pPr>
+              <w:jc w:val="both"/>
+              <w:rPr>
+                <w:lang w:val="uz-Latn-UZ"/>
+              </w:rPr>
+            </w:pPr>
+          </w:p>
+        </w:tc>
+        <w:tc>
+          <w:tcPr>
+            <w:tcW w:w="1528" w:type="dxa"/>
+          </w:tcPr>
+          <w:p>
+            <w:pPr>
+              <w:jc w:val="both"/>
+            </w:pPr>
+            <w:r>
+              <w:rPr>
+                <w:i/>
+                <w:iCs/>
+              </w:rPr>
+              <w:t>==</w:t>
+            </w:r>
+            <w:proofErr w:type="spellStart"/>
+            <w:r>
+              <w:rPr>
+                <w:i/>
+                <w:iCs/>
+              </w:rPr>
+              <w:t>Resolved</w:t>
+            </w:r>
+            <w:proofErr w:type="spellEnd"/>
+            <w:r>
+              <w:rPr>
+                <w:i/>
+                <w:iCs/>
+              </w:rPr>
+              <w:t>==</w:t>
+            </w:r>
+          </w:p>
+          <w:p>
+            <w:pPr>
+              <w:jc w:val="both"/>
+              <w:rPr>
+                <w:lang w:val="uz-Latn-UZ"/>
+              </w:rPr>
+            </w:pPr>
+          </w:p>
+        </w:tc>
+        <w:tc>
+          <w:tcPr>
+            <w:tcW w:w="2160" w:type="dxa"/>
+          </w:tcPr>
+          <w:p>
+            <w:pPr>
+              <w:jc w:val="both"/>
+            </w:pPr>
+            <w:r>
+              <w:rPr>
+                <w:i/>
+                <w:iCs/>
+              </w:rPr>
+              <w:t>==</w:t>
+            </w:r>
+            <w:proofErr w:type="spellStart"/>
+            <w:r>
+              <w:rPr>
+                <w:i/>
+                <w:iCs/>
+              </w:rPr>
+              <w:t>Assignee</w:t>
+            </w:r>
+            <w:proofErr w:type="spellEnd"/>
+            <w:r>
+              <w:rPr>
+                <w:i/>
+                <w:iCs/>
+              </w:rPr>
+              <w:t>==</w:t>
+            </w:r>
+          </w:p>
+          <w:p>
+            <w:pPr>
+              <w:jc w:val="both"/>
+              <w:rPr>
+                <w:lang w:val="uz-Latn-UZ"/>
+              </w:rPr>
+            </w:pPr>
+          </w:p>
+        </w:tc>
+        <w:tc>
+          <w:tcPr>
+            <w:tcW w:w="1530" w:type="dxa"/>
+          </w:tcPr>
+          <w:p>
+            <w:pPr>
+              <w:jc w:val="both"/>
+            </w:pPr>
+            <w:r>
+              <w:rPr>
+                <w:i/>
+                <w:iCs/>
+              </w:rPr>
+              <w:t>==</w:t>
+            </w:r>
+            <w:proofErr w:type="spellStart"/>
+            <w:r>
+              <w:rPr>
+                <w:i/>
+                <w:iCs/>
+              </w:rPr>
+              <w:t>Status</w:t>
+            </w:r>
+            <w:proofErr w:type="spellEnd"/>
+            <w:r>
+              <w:rPr>
+                <w:i/>
+                <w:iCs/>
+              </w:rPr>
+              <w:t>==</w:t>
+            </w:r>
+          </w:p>
+          <w:p>
+            <w:pPr>
+              <w:jc w:val="both"/>
+              <w:rPr>
+                <w:lang w:val="uz-Latn-UZ"/>
+              </w:rPr>
             </w:pPr>
           </w:p>
         </w:tc>
@@ -149,8 +439,84 @@
     <w:p>
       <w:pPr>
         <w:spacing w:after="0"/>
-        <w:ind w:firstLine="709"/>
         <w:jc w:val="both"/>
+        <w:rPr>
+          <w:lang w:val="uz-Latn-UZ"/>
+        </w:rPr>
+      </w:pPr>
+    </w:p>
+    <w:p>
+      <w:pPr>
+        <w:spacing w:after="0"/>
+        <w:ind w:hanging="450"/>
+        <w:jc w:val="both"/>
+        <w:rPr>
+          <w:lang w:val="uz-Latn-UZ"/>
+        </w:rPr>
+      </w:pPr>
+      <w:r>
+        <w:rPr>
+          <w:lang w:val="uz-Latn-UZ"/>
+        </w:rPr>
+        <w:t>Yetakchi mutaxassis</w:t>
+      </w:r>
+      <w:r>
+        <w:rPr>
+          <w:lang w:val="uz-Latn-UZ"/>
+        </w:rPr>
+        <w:tab/>
+      </w:r>
+      <w:r>
+        <w:rPr>
+          <w:lang w:val="uz-Latn-UZ"/>
+        </w:rPr>
+        <w:tab/>
+      </w:r>
+      <w:r>
+        <w:rPr>
+          <w:lang w:val="uz-Latn-UZ"/>
+        </w:rPr>
+        <w:tab/>
+      </w:r>
+      <w:r>
+        <w:rPr>
+          <w:lang w:val="uz-Latn-UZ"/>
+        </w:rPr>
+        <w:tab/>
+      </w:r>
+      <w:r>
+        <w:rPr>
+          <w:lang w:val="uz-Latn-UZ"/>
+        </w:rPr>
+        <w:tab/>
+      </w:r>
+      <w:r>
+        <w:rPr>
+          <w:lang w:val="uz-Latn-UZ"/>
+        </w:rPr>
+        <w:tab/>
+      </w:r>
+      <w:r>
+        <w:rPr>
+          <w:lang w:val="uz-Latn-UZ"/>
+        </w:rPr>
+        <w:tab/>
+      </w:r>
+      <w:r>
+        <w:rPr>
+          <w:lang w:val="uz-Latn-UZ"/>
+        </w:rPr>
+        <w:tab/>
+        <w:t>Familiya Ism</w:t>
+      </w:r>
+    </w:p>
+    <w:p>
+      <w:pPr>
+        <w:spacing w:after="0"/>
+        <w:jc w:val="both"/>
+        <w:rPr>
+          <w:lang w:val="uz-Latn-UZ"/>
+        </w:rPr>
       </w:pPr>
     </w:p>
     <w:sectPr>
@@ -563,7 +929,7 @@
   <w:style w:type="paragraph" w:default="1" w:styleId="Normal">
     <w:name w:val="Normal"/>
     <w:qFormat/>
-    <w:rsid w:val="00C15C25"/>
+    <w:rsid w:val="00B915B7"/>
     <w:pPr>
       <w:spacing w:line="240" w:lineRule="auto"/>
     </w:pPr>
@@ -579,7 +945,7 @@
     <w:link w:val="Heading1Char"/>
     <w:uiPriority w:val="9"/>
     <w:qFormat/>
-    <w:rsid w:val="002F38EC"/>
+    <w:rsid w:val="00C14F17"/>
     <w:pPr>
       <w:keepNext/>
       <w:keepLines/>
@@ -602,7 +968,7 @@
     <w:semiHidden/>
     <w:unhideWhenUsed/>
     <w:qFormat/>
-    <w:rsid w:val="002F38EC"/>
+    <w:rsid w:val="00C14F17"/>
     <w:pPr>
       <w:keepNext/>
       <w:keepLines/>
@@ -625,7 +991,7 @@
     <w:semiHidden/>
     <w:unhideWhenUsed/>
     <w:qFormat/>
-    <w:rsid w:val="002F38EC"/>
+    <w:rsid w:val="00C14F17"/>
     <w:pPr>
       <w:keepNext/>
       <w:keepLines/>
@@ -647,7 +1013,7 @@
     <w:semiHidden/>
     <w:unhideWhenUsed/>
     <w:qFormat/>
-    <w:rsid w:val="002F38EC"/>
+    <w:rsid w:val="00C14F17"/>
     <w:pPr>
       <w:keepNext/>
       <w:keepLines/>
@@ -670,7 +1036,7 @@
     <w:semiHidden/>
     <w:unhideWhenUsed/>
     <w:qFormat/>
-    <w:rsid w:val="002F38EC"/>
+    <w:rsid w:val="00C14F17"/>
     <w:pPr>
       <w:keepNext/>
       <w:keepLines/>
@@ -691,7 +1057,7 @@
     <w:semiHidden/>
     <w:unhideWhenUsed/>
     <w:qFormat/>
-    <w:rsid w:val="002F38EC"/>
+    <w:rsid w:val="00C14F17"/>
     <w:pPr>
       <w:keepNext/>
       <w:keepLines/>
@@ -714,7 +1080,7 @@
     <w:semiHidden/>
     <w:unhideWhenUsed/>
     <w:qFormat/>
-    <w:rsid w:val="002F38EC"/>
+    <w:rsid w:val="00C14F17"/>
     <w:pPr>
       <w:keepNext/>
       <w:keepLines/>
@@ -735,7 +1101,7 @@
     <w:semiHidden/>
     <w:unhideWhenUsed/>
     <w:qFormat/>
-    <w:rsid w:val="002F38EC"/>
+    <w:rsid w:val="00C14F17"/>
     <w:pPr>
       <w:keepNext/>
       <w:keepLines/>
@@ -758,7 +1124,7 @@
     <w:semiHidden/>
     <w:unhideWhenUsed/>
     <w:qFormat/>
-    <w:rsid w:val="002F38EC"/>
+    <w:rsid w:val="00C14F17"/>
     <w:pPr>
       <w:keepNext/>
       <w:keepLines/>
@@ -802,7 +1168,7 @@
     <w:basedOn w:val="DefaultParagraphFont"/>
     <w:link w:val="Heading1"/>
     <w:uiPriority w:val="9"/>
-    <w:rsid w:val="002F38EC"/>
+    <w:rsid w:val="00C14F17"/>
     <w:rPr>
       <w:rFonts w:asciiTheme="majorHAnsi" w:eastAsiaTheme="majorEastAsia" w:hAnsiTheme="majorHAnsi" w:cstheme="majorBidi"/>
       <w:color w:val="2E74B5" w:themeColor="accent1" w:themeShade="BF"/>
@@ -816,7 +1182,7 @@
     <w:link w:val="Heading2"/>
     <w:uiPriority w:val="9"/>
     <w:semiHidden/>
-    <w:rsid w:val="002F38EC"/>
+    <w:rsid w:val="00C14F17"/>
     <w:rPr>
       <w:rFonts w:asciiTheme="majorHAnsi" w:eastAsiaTheme="majorEastAsia" w:hAnsiTheme="majorHAnsi" w:cstheme="majorBidi"/>
       <w:color w:val="2E74B5" w:themeColor="accent1" w:themeShade="BF"/>
@@ -830,7 +1196,7 @@
     <w:link w:val="Heading3"/>
     <w:uiPriority w:val="9"/>
     <w:semiHidden/>
-    <w:rsid w:val="002F38EC"/>
+    <w:rsid w:val="00C14F17"/>
     <w:rPr>
       <w:rFonts w:eastAsiaTheme="majorEastAsia" w:cstheme="majorBidi"/>
       <w:color w:val="2E74B5" w:themeColor="accent1" w:themeShade="BF"/>
@@ -844,7 +1210,7 @@
     <w:link w:val="Heading4"/>
     <w:uiPriority w:val="9"/>
     <w:semiHidden/>
-    <w:rsid w:val="002F38EC"/>
+    <w:rsid w:val="00C14F17"/>
     <w:rPr>
       <w:rFonts w:eastAsiaTheme="majorEastAsia" w:cstheme="majorBidi"/>
       <w:i/>
@@ -859,7 +1225,7 @@
     <w:link w:val="Heading5"/>
     <w:uiPriority w:val="9"/>
     <w:semiHidden/>
-    <w:rsid w:val="002F38EC"/>
+    <w:rsid w:val="00C14F17"/>
     <w:rPr>
       <w:rFonts w:eastAsiaTheme="majorEastAsia" w:cstheme="majorBidi"/>
       <w:color w:val="2E74B5" w:themeColor="accent1" w:themeShade="BF"/>
@@ -872,7 +1238,7 @@
     <w:link w:val="Heading6"/>
     <w:uiPriority w:val="9"/>
     <w:semiHidden/>
-    <w:rsid w:val="002F38EC"/>
+    <w:rsid w:val="00C14F17"/>
     <w:rPr>
       <w:rFonts w:eastAsiaTheme="majorEastAsia" w:cstheme="majorBidi"/>
       <w:i/>
@@ -887,7 +1253,7 @@
     <w:link w:val="Heading7"/>
     <w:uiPriority w:val="9"/>
     <w:semiHidden/>
-    <w:rsid w:val="002F38EC"/>
+    <w:rsid w:val="00C14F17"/>
     <w:rPr>
       <w:rFonts w:eastAsiaTheme="majorEastAsia" w:cstheme="majorBidi"/>
       <w:color w:val="595959" w:themeColor="text1" w:themeTint="A6"/>
@@ -900,7 +1266,7 @@
     <w:link w:val="Heading8"/>
     <w:uiPriority w:val="9"/>
     <w:semiHidden/>
-    <w:rsid w:val="002F38EC"/>
+    <w:rsid w:val="00C14F17"/>
     <w:rPr>
       <w:rFonts w:eastAsiaTheme="majorEastAsia" w:cstheme="majorBidi"/>
       <w:i/>
@@ -915,7 +1281,7 @@
     <w:link w:val="Heading9"/>
     <w:uiPriority w:val="9"/>
     <w:semiHidden/>
-    <w:rsid w:val="002F38EC"/>
+    <w:rsid w:val="00C14F17"/>
     <w:rPr>
       <w:rFonts w:eastAsiaTheme="majorEastAsia" w:cstheme="majorBidi"/>
       <w:color w:val="272727" w:themeColor="text1" w:themeTint="D8"/>
@@ -929,7 +1295,7 @@
     <w:link w:val="TitleChar"/>
     <w:uiPriority w:val="10"/>
     <w:qFormat/>
-    <w:rsid w:val="002F38EC"/>
+    <w:rsid w:val="00C14F17"/>
     <w:pPr>
       <w:spacing w:after="80"/>
       <w:contextualSpacing/>
@@ -947,7 +1313,7 @@
     <w:basedOn w:val="DefaultParagraphFont"/>
     <w:link w:val="Title"/>
     <w:uiPriority w:val="10"/>
-    <w:rsid w:val="002F38EC"/>
+    <w:rsid w:val="00C14F17"/>
     <w:rPr>
       <w:rFonts w:asciiTheme="majorHAnsi" w:eastAsiaTheme="majorEastAsia" w:hAnsiTheme="majorHAnsi" w:cstheme="majorBidi"/>
       <w:spacing w:val="-10"/>
@@ -963,7 +1329,7 @@
     <w:link w:val="SubtitleChar"/>
     <w:uiPriority w:val="11"/>
     <w:qFormat/>
-    <w:rsid w:val="002F38EC"/>
+    <w:rsid w:val="00C14F17"/>
     <w:pPr>
       <w:numPr>
         <w:ilvl w:val="1"/>
@@ -981,7 +1347,7 @@
     <w:basedOn w:val="DefaultParagraphFont"/>
     <w:link w:val="Subtitle"/>
     <w:uiPriority w:val="11"/>
-    <w:rsid w:val="002F38EC"/>
+    <w:rsid w:val="00C14F17"/>
     <w:rPr>
       <w:rFonts w:eastAsiaTheme="majorEastAsia" w:cstheme="majorBidi"/>
       <w:color w:val="595959" w:themeColor="text1" w:themeTint="A6"/>
@@ -997,7 +1363,7 @@
     <w:link w:val="QuoteChar"/>
     <w:uiPriority w:val="29"/>
     <w:qFormat/>
-    <w:rsid w:val="002F38EC"/>
+    <w:rsid w:val="00C14F17"/>
     <w:pPr>
       <w:spacing w:before="160"/>
       <w:jc w:val="center"/>
@@ -1013,7 +1379,7 @@
     <w:basedOn w:val="DefaultParagraphFont"/>
     <w:link w:val="Quote"/>
     <w:uiPriority w:val="29"/>
-    <w:rsid w:val="002F38EC"/>
+    <w:rsid w:val="00C14F17"/>
     <w:rPr>
       <w:rFonts w:ascii="Times New Roman" w:hAnsi="Times New Roman"/>
       <w:i/>
@@ -1027,7 +1393,7 @@
     <w:basedOn w:val="Normal"/>
     <w:uiPriority w:val="34"/>
     <w:qFormat/>
-    <w:rsid w:val="002F38EC"/>
+    <w:rsid w:val="00C14F17"/>
     <w:pPr>
       <w:ind w:left="720"/>
       <w:contextualSpacing/>
@@ -1038,7 +1404,7 @@
     <w:basedOn w:val="DefaultParagraphFont"/>
     <w:uiPriority w:val="21"/>
     <w:qFormat/>
-    <w:rsid w:val="002F38EC"/>
+    <w:rsid w:val="00C14F17"/>
     <w:rPr>
       <w:i/>
       <w:iCs/>
@@ -1052,7 +1418,7 @@
     <w:link w:val="IntenseQuoteChar"/>
     <w:uiPriority w:val="30"/>
     <w:qFormat/>
-    <w:rsid w:val="002F38EC"/>
+    <w:rsid w:val="00C14F17"/>
     <w:pPr>
       <w:pBdr>
         <w:top w:val="single" w:sz="4" w:space="10" w:color="2E74B5" w:themeColor="accent1" w:themeShade="BF"/>
@@ -1073,7 +1439,7 @@
     <w:basedOn w:val="DefaultParagraphFont"/>
     <w:link w:val="IntenseQuote"/>
     <w:uiPriority w:val="30"/>
-    <w:rsid w:val="002F38EC"/>
+    <w:rsid w:val="00C14F17"/>
     <w:rPr>
       <w:rFonts w:ascii="Times New Roman" w:hAnsi="Times New Roman"/>
       <w:i/>
@@ -1087,7 +1453,7 @@
     <w:basedOn w:val="DefaultParagraphFont"/>
     <w:uiPriority w:val="32"/>
     <w:qFormat/>
-    <w:rsid w:val="002F38EC"/>
+    <w:rsid w:val="00C14F17"/>
     <w:rPr>
       <w:b/>
       <w:bCs/>
@@ -1100,7 +1466,7 @@
     <w:name w:val="Table Grid"/>
     <w:basedOn w:val="TableNormal"/>
     <w:uiPriority w:val="39"/>
-    <w:rsid w:val="00C15C25"/>
+    <w:rsid w:val="00C14F17"/>
     <w:pPr>
       <w:spacing w:after="0" w:line="240" w:lineRule="auto"/>
     </w:pPr>
@@ -1114,6 +1480,36 @@
         <w:insideV w:val="single" w:sz="4" w:space="0" w:color="auto"/>
       </w:tblBorders>
     </w:tblPr>
+  </w:style>
+  <w:style w:type="paragraph" w:styleId="HTMLPreformatted">
+    <w:name w:val="HTML Preformatted"/>
+    <w:basedOn w:val="Normal"/>
+    <w:link w:val="HTMLPreformattedChar"/>
+    <w:uiPriority w:val="99"/>
+    <w:semiHidden/>
+    <w:unhideWhenUsed/>
+    <w:rsid w:val="008F56B2"/>
+    <w:pPr>
+      <w:spacing w:after="0"/>
+    </w:pPr>
+    <w:rPr>
+      <w:rFonts w:ascii="Consolas" w:hAnsi="Consolas"/>
+      <w:sz w:val="20"/>
+      <w:szCs w:val="20"/>
+    </w:rPr>
+  </w:style>
+  <w:style w:type="character" w:customStyle="1" w:styleId="HTMLPreformattedChar">
+    <w:name w:val="HTML Preformatted Char"/>
+    <w:basedOn w:val="DefaultParagraphFont"/>
+    <w:link w:val="HTMLPreformatted"/>
+    <w:uiPriority w:val="99"/>
+    <w:semiHidden/>
+    <w:rsid w:val="008F56B2"/>
+    <w:rPr>
+      <w:rFonts w:ascii="Consolas" w:hAnsi="Consolas"/>
+      <w:sz w:val="20"/>
+      <w:szCs w:val="20"/>
+    </w:rPr>
   </w:style>
 </w:styles>
 </file>

--- a/ExcelToWord/Services/Templates/ReportTemplate.docx
+++ b/ExcelToWord/Services/Templates/ReportTemplate.docx
@@ -2,6 +2,217 @@
 <file path=word/document.xml><?xml version="1.0" encoding="utf-8"?>
 <w:document xmlns:wpc="http://schemas.microsoft.com/office/word/2010/wordprocessingCanvas" xmlns:cx="http://schemas.microsoft.com/office/drawing/2014/chartex" xmlns:cx1="http://schemas.microsoft.com/office/drawing/2015/9/8/chartex" xmlns:cx2="http://schemas.microsoft.com/office/drawing/2015/10/21/chartex" xmlns:cx3="http://schemas.microsoft.com/office/drawing/2016/5/9/chartex" xmlns:cx4="http://schemas.microsoft.com/office/drawing/2016/5/10/chartex" xmlns:cx5="http://schemas.microsoft.com/office/drawing/2016/5/11/chartex" xmlns:cx6="http://schemas.microsoft.com/office/drawing/2016/5/12/chartex" xmlns:cx7="http://schemas.microsoft.com/office/drawing/2016/5/13/chartex" xmlns:cx8="http://schemas.microsoft.com/office/drawing/2016/5/14/chartex" xmlns:mc="http://schemas.openxmlformats.org/markup-compatibility/2006" xmlns:aink="http://schemas.microsoft.com/office/drawing/2016/ink" xmlns:am3d="http://schemas.microsoft.com/office/drawing/2017/model3d" xmlns:o="urn:schemas-microsoft-com:office:office" xmlns:oel="http://schemas.microsoft.com/office/2019/extlst" xmlns:r="http://schemas.openxmlformats.org/officeDocument/2006/relationships" xmlns:m="http://schemas.openxmlformats.org/officeDocument/2006/math" xmlns:v="urn:schemas-microsoft-com:vml" xmlns:wp14="http://schemas.microsoft.com/office/word/2010/wordprocessingDrawing" xmlns:wp="http://schemas.openxmlformats.org/drawingml/2006/wordprocessingDrawing" xmlns:w10="urn:schemas-microsoft-com:office:word" xmlns:w="http://schemas.openxmlformats.org/wordprocessingml/2006/main" xmlns:w14="http://schemas.microsoft.com/office/word/2010/wordml" xmlns:w15="http://schemas.microsoft.com/office/word/2012/wordml" xmlns:w16cex="http://schemas.microsoft.com/office/word/2018/wordml/cex" xmlns:w16cid="http://schemas.microsoft.com/office/word/2016/wordml/cid" xmlns:w16="http://schemas.microsoft.com/office/word/2018/wordml" xmlns:w16du="http://schemas.microsoft.com/office/word/2023/wordml/word16du" xmlns:w16sdtdh="http://schemas.microsoft.com/office/word/2020/wordml/sdtdatahash" xmlns:w16sdtfl="http://schemas.microsoft.com/office/word/2024/wordml/sdtformatlock" xmlns:w16se="http://schemas.microsoft.com/office/word/2015/wordml/symex" xmlns:wpg="http://schemas.microsoft.com/office/word/2010/wordprocessingGroup" xmlns:wpi="http://schemas.microsoft.com/office/word/2010/wordprocessingInk" xmlns:wne="http://schemas.microsoft.com/office/word/2006/wordml" xmlns:wps="http://schemas.microsoft.com/office/word/2010/wordprocessingShape" mc:Ignorable="w14 w15 w16se w16cid w16 w16cex w16sdtdh w16sdtfl w16du wp14">
   <w:body>
+    <w:p>
+      <w:pPr>
+        <w:ind w:left="2124" w:firstLine="708"/>
+        <w:rPr>
+          <w:b/>
+          <w:bCs/>
+          <w:lang w:val="en-US"/>
+        </w:rPr>
+      </w:pPr>
+      <w:proofErr w:type="spellStart"/>
+      <w:r>
+        <w:rPr>
+          <w:b/>
+          <w:bCs/>
+          <w:lang w:val="en-US"/>
+        </w:rPr>
+        <w:t>Bajarilgan</w:t>
+      </w:r>
+      <w:proofErr w:type="spellEnd"/>
+      <w:r>
+        <w:rPr>
+          <w:b/>
+          <w:bCs/>
+          <w:lang w:val="en-US"/>
+        </w:rPr>
+        <w:t xml:space="preserve"> </w:t>
+      </w:r>
+      <w:proofErr w:type="spellStart"/>
+      <w:r>
+        <w:rPr>
+          <w:b/>
+          <w:bCs/>
+          <w:lang w:val="en-US"/>
+        </w:rPr>
+        <w:t>ishlar</w:t>
+      </w:r>
+      <w:proofErr w:type="spellEnd"/>
+      <w:r>
+        <w:rPr>
+          <w:b/>
+          <w:bCs/>
+          <w:lang w:val="en-US"/>
+        </w:rPr>
+        <w:t xml:space="preserve"> </w:t>
+      </w:r>
+      <w:proofErr w:type="spellStart"/>
+      <w:r>
+        <w:rPr>
+          <w:b/>
+          <w:bCs/>
+          <w:lang w:val="en-US"/>
+        </w:rPr>
+        <w:t>ro’yhati</w:t>
+      </w:r>
+      <w:proofErr w:type="spellEnd"/>
+    </w:p>
+    <w:tbl>
+      <w:tblPr>
+        <w:tblStyle w:val="TableGrid"/>
+        <w:tblW w:w="10710" w:type="dxa"/>
+        <w:tblInd w:w="-815" w:type="dxa"/>
+        <w:tblLook w:val="04A0" w:firstRow="1" w:lastRow="0" w:firstColumn="1" w:lastColumn="0" w:noHBand="0" w:noVBand="1"/>
+      </w:tblPr>
+      <w:tblGrid>
+        <w:gridCol w:w="5130"/>
+        <w:gridCol w:w="3690"/>
+        <w:gridCol w:w="1890"/>
+      </w:tblGrid>
+      <w:tr>
+        <w:tc>
+          <w:tcPr>
+            <w:tcW w:w="5130" w:type="dxa"/>
+          </w:tcPr>
+          <w:p>
+            <w:pPr>
+              <w:jc w:val="center"/>
+              <w:rPr>
+                <w:b/>
+                <w:bCs/>
+                <w:lang w:val="uz-Latn-UZ"/>
+              </w:rPr>
+            </w:pPr>
+            <w:bookmarkStart w:id="0" w:name="_Hlk194929606"/>
+            <w:r>
+              <w:rPr>
+                <w:b/>
+                <w:bCs/>
+                <w:lang w:val="uz-Latn-UZ"/>
+              </w:rPr>
+              <w:t>Bo’lim nomi va lavozimi</w:t>
+            </w:r>
+          </w:p>
+        </w:tc>
+        <w:tc>
+          <w:tcPr>
+            <w:tcW w:w="3690" w:type="dxa"/>
+          </w:tcPr>
+          <w:p>
+            <w:pPr>
+              <w:jc w:val="center"/>
+              <w:rPr>
+                <w:b/>
+                <w:bCs/>
+                <w:lang w:val="uz-Latn-UZ"/>
+              </w:rPr>
+            </w:pPr>
+            <w:r>
+              <w:rPr>
+                <w:b/>
+                <w:bCs/>
+                <w:lang w:val="uz-Latn-UZ"/>
+              </w:rPr>
+              <w:t>Xodim F.I.SH</w:t>
+            </w:r>
+          </w:p>
+        </w:tc>
+        <w:tc>
+          <w:tcPr>
+            <w:tcW w:w="1890" w:type="dxa"/>
+          </w:tcPr>
+          <w:p>
+            <w:pPr>
+              <w:jc w:val="center"/>
+              <w:rPr>
+                <w:b/>
+                <w:bCs/>
+                <w:lang w:val="uz-Latn-UZ"/>
+              </w:rPr>
+            </w:pPr>
+            <w:r>
+              <w:rPr>
+                <w:b/>
+                <w:bCs/>
+                <w:lang w:val="uz-Latn-UZ"/>
+              </w:rPr>
+              <w:t>Sana</w:t>
+            </w:r>
+          </w:p>
+        </w:tc>
+      </w:tr>
+      <w:tr>
+        <w:tc>
+          <w:tcPr>
+            <w:tcW w:w="5130" w:type="dxa"/>
+          </w:tcPr>
+          <w:p>
+            <w:pPr>
+              <w:jc w:val="center"/>
+              <w:rPr>
+                <w:lang w:val="uz-Latn-UZ"/>
+              </w:rPr>
+            </w:pPr>
+            <w:r>
+              <w:rPr>
+                <w:lang w:val="uz-Latn-UZ"/>
+              </w:rPr>
+              <w:t>IT Departament – ==Position==</w:t>
+            </w:r>
+          </w:p>
+        </w:tc>
+        <w:tc>
+          <w:tcPr>
+            <w:tcW w:w="3690" w:type="dxa"/>
+          </w:tcPr>
+          <w:p>
+            <w:pPr>
+              <w:jc w:val="center"/>
+              <w:rPr>
+                <w:lang w:val="uz-Latn-UZ"/>
+              </w:rPr>
+            </w:pPr>
+            <w:r>
+              <w:rPr>
+                <w:lang w:val="uz-Latn-UZ"/>
+              </w:rPr>
+              <w:t>==Assignee==</w:t>
+            </w:r>
+          </w:p>
+        </w:tc>
+        <w:tc>
+          <w:tcPr>
+            <w:tcW w:w="1890" w:type="dxa"/>
+          </w:tcPr>
+          <w:p>
+            <w:pPr>
+              <w:jc w:val="center"/>
+              <w:rPr>
+                <w:lang w:val="uz-Latn-UZ"/>
+              </w:rPr>
+            </w:pPr>
+            <w:r>
+              <w:rPr>
+                <w:lang w:val="uz-Latn-UZ"/>
+              </w:rPr>
+              <w:t>==Month==</w:t>
+            </w:r>
+          </w:p>
+        </w:tc>
+      </w:tr>
+    </w:tbl>
+    <w:p>
+      <w:pPr>
+        <w:spacing w:after="0"/>
+        <w:ind w:firstLine="709"/>
+        <w:jc w:val="both"/>
+        <w:rPr>
+          <w:u w:val="single"/>
+          <w:lang w:val="uz-Latn-UZ"/>
+        </w:rPr>
+      </w:pPr>
+    </w:p>
     <w:p>
       <w:pPr>
         <w:spacing w:after="0"/>
@@ -22,10 +233,10 @@
         <w:tblLook w:val="04A0" w:firstRow="1" w:lastRow="0" w:firstColumn="1" w:lastColumn="0" w:noHBand="0" w:noVBand="1"/>
       </w:tblPr>
       <w:tblGrid>
-        <w:gridCol w:w="419"/>
-        <w:gridCol w:w="1111"/>
-        <w:gridCol w:w="2393"/>
-        <w:gridCol w:w="1569"/>
+        <w:gridCol w:w="607"/>
+        <w:gridCol w:w="990"/>
+        <w:gridCol w:w="2250"/>
+        <w:gridCol w:w="1645"/>
         <w:gridCol w:w="1528"/>
         <w:gridCol w:w="2160"/>
         <w:gridCol w:w="1530"/>
@@ -33,18 +244,22 @@
       <w:tr>
         <w:tc>
           <w:tcPr>
-            <w:tcW w:w="419" w:type="dxa"/>
+            <w:tcW w:w="607" w:type="dxa"/>
           </w:tcPr>
           <w:p>
             <w:pPr>
               <w:jc w:val="center"/>
               <w:rPr>
+                <w:b/>
+                <w:bCs/>
                 <w:lang w:val="uz-Latn-UZ"/>
               </w:rPr>
             </w:pPr>
             <w:r>
               <w:rPr>
                 <w:rFonts w:cs="Times New Roman"/>
+                <w:b/>
+                <w:bCs/>
                 <w:lang w:val="uz-Latn-UZ"/>
               </w:rPr>
               <w:t>№</w:t>
@@ -53,17 +268,21 @@
         </w:tc>
         <w:tc>
           <w:tcPr>
-            <w:tcW w:w="1111" w:type="dxa"/>
+            <w:tcW w:w="990" w:type="dxa"/>
           </w:tcPr>
           <w:p>
             <w:pPr>
               <w:jc w:val="center"/>
               <w:rPr>
-                <w:lang w:val="uz-Latn-UZ"/>
-              </w:rPr>
-            </w:pPr>
-            <w:r>
-              <w:rPr>
+                <w:b/>
+                <w:bCs/>
+                <w:lang w:val="uz-Latn-UZ"/>
+              </w:rPr>
+            </w:pPr>
+            <w:r>
+              <w:rPr>
+                <w:b/>
+                <w:bCs/>
                 <w:lang w:val="uz-Latn-UZ"/>
               </w:rPr>
               <w:t>Loyiha</w:t>
@@ -72,16 +291,20 @@
         </w:tc>
         <w:tc>
           <w:tcPr>
-            <w:tcW w:w="2393" w:type="dxa"/>
+            <w:tcW w:w="2250" w:type="dxa"/>
           </w:tcPr>
           <w:p>
             <w:pPr>
               <w:rPr>
-                <w:lang w:val="uz-Latn-UZ"/>
-              </w:rPr>
-            </w:pPr>
-            <w:r>
-              <w:rPr>
+                <w:b/>
+                <w:bCs/>
+                <w:lang w:val="uz-Latn-UZ"/>
+              </w:rPr>
+            </w:pPr>
+            <w:r>
+              <w:rPr>
+                <w:b/>
+                <w:bCs/>
                 <w:lang w:val="uz-Latn-UZ"/>
               </w:rPr>
               <w:t xml:space="preserve"> Chora-tadbir nomi</w:t>
@@ -90,17 +313,21 @@
         </w:tc>
         <w:tc>
           <w:tcPr>
-            <w:tcW w:w="1569" w:type="dxa"/>
+            <w:tcW w:w="1645" w:type="dxa"/>
           </w:tcPr>
           <w:p>
             <w:pPr>
               <w:jc w:val="center"/>
               <w:rPr>
-                <w:lang w:val="uz-Latn-UZ"/>
-              </w:rPr>
-            </w:pPr>
-            <w:r>
-              <w:rPr>
+                <w:b/>
+                <w:bCs/>
+                <w:lang w:val="uz-Latn-UZ"/>
+              </w:rPr>
+            </w:pPr>
+            <w:r>
+              <w:rPr>
+                <w:b/>
+                <w:bCs/>
                 <w:lang w:val="uz-Latn-UZ"/>
               </w:rPr>
               <w:t>Belgilangan muddati</w:t>
@@ -115,11 +342,15 @@
             <w:pPr>
               <w:jc w:val="center"/>
               <w:rPr>
-                <w:lang w:val="uz-Latn-UZ"/>
-              </w:rPr>
-            </w:pPr>
-            <w:r>
-              <w:rPr>
+                <w:b/>
+                <w:bCs/>
+                <w:lang w:val="uz-Latn-UZ"/>
+              </w:rPr>
+            </w:pPr>
+            <w:r>
+              <w:rPr>
+                <w:b/>
+                <w:bCs/>
                 <w:lang w:val="uz-Latn-UZ"/>
               </w:rPr>
               <w:t>Ijro etilgan sanasi</w:t>
@@ -134,11 +365,15 @@
             <w:pPr>
               <w:jc w:val="center"/>
               <w:rPr>
-                <w:lang w:val="uz-Latn-UZ"/>
-              </w:rPr>
-            </w:pPr>
-            <w:r>
-              <w:rPr>
+                <w:b/>
+                <w:bCs/>
+                <w:lang w:val="uz-Latn-UZ"/>
+              </w:rPr>
+            </w:pPr>
+            <w:r>
+              <w:rPr>
+                <w:b/>
+                <w:bCs/>
                 <w:lang w:val="uz-Latn-UZ"/>
               </w:rPr>
               <w:t>Mas’ul ijrochilar</w:t>
@@ -153,11 +388,15 @@
             <w:pPr>
               <w:jc w:val="center"/>
               <w:rPr>
-                <w:lang w:val="uz-Latn-UZ"/>
-              </w:rPr>
-            </w:pPr>
-            <w:r>
-              <w:rPr>
+                <w:b/>
+                <w:bCs/>
+                <w:lang w:val="uz-Latn-UZ"/>
+              </w:rPr>
+            </w:pPr>
+            <w:r>
+              <w:rPr>
+                <w:b/>
+                <w:bCs/>
                 <w:lang w:val="uz-Latn-UZ"/>
               </w:rPr>
               <w:t>Ijro holati</w:t>
@@ -168,7 +407,7 @@
       <w:tr>
         <w:tc>
           <w:tcPr>
-            <w:tcW w:w="419" w:type="dxa"/>
+            <w:tcW w:w="607" w:type="dxa"/>
           </w:tcPr>
           <w:p>
             <w:pPr>
@@ -193,7 +432,7 @@
         </w:tc>
         <w:tc>
           <w:tcPr>
-            <w:tcW w:w="1111" w:type="dxa"/>
+            <w:tcW w:w="990" w:type="dxa"/>
           </w:tcPr>
           <w:p>
             <w:pPr>
@@ -231,7 +470,7 @@
         </w:tc>
         <w:tc>
           <w:tcPr>
-            <w:tcW w:w="2393" w:type="dxa"/>
+            <w:tcW w:w="2250" w:type="dxa"/>
           </w:tcPr>
           <w:p>
             <w:pPr>
@@ -272,7 +511,7 @@
         </w:tc>
         <w:tc>
           <w:tcPr>
-            <w:tcW w:w="1569" w:type="dxa"/>
+            <w:tcW w:w="1645" w:type="dxa"/>
           </w:tcPr>
           <w:p>
             <w:pPr>
@@ -359,6 +598,11 @@
           <w:p>
             <w:pPr>
               <w:jc w:val="both"/>
+              <w:rPr>
+                <w:i/>
+                <w:iCs/>
+                <w:lang w:val="en-US"/>
+              </w:rPr>
             </w:pPr>
             <w:r>
               <w:rPr>
@@ -366,6 +610,63 @@
                 <w:iCs/>
               </w:rPr>
               <w:t>==</w:t>
+            </w:r>
+            <w:proofErr w:type="spellStart"/>
+            <w:r>
+              <w:rPr>
+                <w:i/>
+                <w:iCs/>
+              </w:rPr>
+              <w:t>ProjectLead</w:t>
+            </w:r>
+            <w:proofErr w:type="spellEnd"/>
+            <w:r>
+              <w:rPr>
+                <w:i/>
+                <w:iCs/>
+              </w:rPr>
+              <w:t>=</w:t>
+            </w:r>
+            <w:r>
+              <w:rPr>
+                <w:i/>
+                <w:iCs/>
+              </w:rPr>
+              <w:t>=</w:t>
+            </w:r>
+          </w:p>
+          <w:p>
+            <w:pPr>
+              <w:jc w:val="both"/>
+              <w:rPr>
+                <w:i/>
+                <w:iCs/>
+                <w:lang w:val="en-US"/>
+              </w:rPr>
+            </w:pPr>
+          </w:p>
+          <w:p>
+            <w:pPr>
+              <w:jc w:val="both"/>
+              <w:rPr>
+                <w:i/>
+                <w:iCs/>
+              </w:rPr>
+            </w:pPr>
+            <w:r>
+              <w:rPr>
+                <w:i/>
+                <w:iCs/>
+                <w:lang w:val="en-US"/>
+              </w:rPr>
+              <w:t>=</w:t>
+            </w:r>
+            <w:r>
+              <w:rPr>
+                <w:i/>
+                <w:iCs/>
+              </w:rPr>
+              <w:t>=</w:t>
             </w:r>
             <w:proofErr w:type="spellStart"/>
             <w:r>
@@ -448,9 +749,11 @@
     <w:p>
       <w:pPr>
         <w:spacing w:after="0"/>
-        <w:ind w:hanging="450"/>
+        <w:ind w:left="1416" w:firstLine="708"/>
         <w:jc w:val="both"/>
         <w:rPr>
+          <w:b/>
+          <w:bCs/>
           <w:lang w:val="uz-Latn-UZ"/>
         </w:rPr>
       </w:pPr>
@@ -458,70 +761,37 @@
         <w:rPr>
           <w:lang w:val="uz-Latn-UZ"/>
         </w:rPr>
-        <w:t>Yetakchi mutaxassis</w:t>
+        <w:t xml:space="preserve">  </w:t>
       </w:r>
       <w:r>
         <w:rPr>
+          <w:b/>
+          <w:bCs/>
+          <w:lang w:val="uz-Latn-UZ"/>
+        </w:rPr>
+        <w:t>==Position==   ____________________</w:t>
+      </w:r>
+      <w:r>
+        <w:rPr>
+          <w:b/>
+          <w:bCs/>
           <w:lang w:val="uz-Latn-UZ"/>
         </w:rPr>
         <w:tab/>
       </w:r>
       <w:r>
         <w:rPr>
+          <w:b/>
+          <w:bCs/>
           <w:lang w:val="uz-Latn-UZ"/>
         </w:rPr>
-        <w:tab/>
+        <w:t>==Assignee==</w:t>
       </w:r>
-      <w:r>
-        <w:rPr>
-          <w:lang w:val="uz-Latn-UZ"/>
-        </w:rPr>
-        <w:tab/>
-      </w:r>
-      <w:r>
-        <w:rPr>
-          <w:lang w:val="uz-Latn-UZ"/>
-        </w:rPr>
-        <w:tab/>
-      </w:r>
-      <w:r>
-        <w:rPr>
-          <w:lang w:val="uz-Latn-UZ"/>
-        </w:rPr>
-        <w:tab/>
-      </w:r>
-      <w:r>
-        <w:rPr>
-          <w:lang w:val="uz-Latn-UZ"/>
-        </w:rPr>
-        <w:tab/>
-      </w:r>
-      <w:r>
-        <w:rPr>
-          <w:lang w:val="uz-Latn-UZ"/>
-        </w:rPr>
-        <w:tab/>
-      </w:r>
-      <w:r>
-        <w:rPr>
-          <w:lang w:val="uz-Latn-UZ"/>
-        </w:rPr>
-        <w:tab/>
-        <w:t>Familiya Ism</w:t>
-      </w:r>
-    </w:p>
-    <w:p>
-      <w:pPr>
-        <w:spacing w:after="0"/>
-        <w:jc w:val="both"/>
-        <w:rPr>
-          <w:lang w:val="uz-Latn-UZ"/>
-        </w:rPr>
-      </w:pPr>
+      <w:bookmarkEnd w:id="0"/>
     </w:p>
     <w:sectPr>
       <w:pgSz w:w="11906" w:h="16838" w:code="9"/>
-      <w:pgMar w:top="1134" w:right="851" w:bottom="1134" w:left="1701" w:header="709" w:footer="709" w:gutter="0"/>
+      <w:pgMar w:top="1134" w:right="206" w:bottom="1134" w:left="1701" w:header="709" w:footer="709" w:gutter="0"/>
       <w:cols w:space="708"/>
       <w:docGrid w:linePitch="360"/>
     </w:sectPr>
@@ -1139,7 +1409,6 @@
   <w:style w:type="character" w:default="1" w:styleId="DefaultParagraphFont">
     <w:name w:val="Default Paragraph Font"/>
     <w:uiPriority w:val="1"/>
-    <w:semiHidden/>
     <w:unhideWhenUsed/>
   </w:style>
   <w:style w:type="table" w:default="1" w:styleId="TableNormal">

--- a/ExcelToWord/Services/Templates/ReportTemplate.docx
+++ b/ExcelToWord/Services/Templates/ReportTemplate.docx
@@ -177,7 +177,19 @@
               <w:rPr>
                 <w:lang w:val="uz-Latn-UZ"/>
               </w:rPr>
-              <w:t>==Assignee==</w:t>
+              <w:t>==Assignee</w:t>
+            </w:r>
+            <w:r>
+              <w:rPr>
+                <w:lang w:val="uz-Latn-UZ"/>
+              </w:rPr>
+              <w:t>1</w:t>
+            </w:r>
+            <w:r>
+              <w:rPr>
+                <w:lang w:val="uz-Latn-UZ"/>
+              </w:rPr>
+              <w:t>==</w:t>
             </w:r>
           </w:p>
         </w:tc>
@@ -599,6 +611,8 @@
             <w:pPr>
               <w:jc w:val="both"/>
               <w:rPr>
+                <w:b/>
+                <w:bCs/>
                 <w:i/>
                 <w:iCs/>
                 <w:lang w:val="en-US"/>
@@ -606,6 +620,8 @@
             </w:pPr>
             <w:r>
               <w:rPr>
+                <w:b/>
+                <w:bCs/>
                 <w:i/>
                 <w:iCs/>
               </w:rPr>
@@ -614,6 +630,8 @@
             <w:proofErr w:type="spellStart"/>
             <w:r>
               <w:rPr>
+                <w:b/>
+                <w:bCs/>
                 <w:i/>
                 <w:iCs/>
               </w:rPr>
@@ -622,23 +640,20 @@
             <w:proofErr w:type="spellEnd"/>
             <w:r>
               <w:rPr>
-                <w:i/>
-                <w:iCs/>
-              </w:rPr>
-              <w:t>=</w:t>
-            </w:r>
-            <w:r>
-              <w:rPr>
-                <w:i/>
-                <w:iCs/>
-              </w:rPr>
-              <w:t>=</w:t>
+                <w:b/>
+                <w:bCs/>
+                <w:i/>
+                <w:iCs/>
+              </w:rPr>
+              <w:t>==</w:t>
             </w:r>
           </w:p>
           <w:p>
             <w:pPr>
               <w:jc w:val="both"/>
               <w:rPr>
+                <w:b/>
+                <w:bCs/>
                 <w:i/>
                 <w:iCs/>
                 <w:lang w:val="en-US"/>
@@ -649,24 +664,15 @@
             <w:pPr>
               <w:jc w:val="both"/>
               <w:rPr>
-                <w:i/>
-                <w:iCs/>
-              </w:rPr>
-            </w:pPr>
-            <w:r>
-              <w:rPr>
-                <w:i/>
-                <w:iCs/>
-                <w:lang w:val="en-US"/>
-              </w:rPr>
-              <w:t>=</w:t>
-            </w:r>
-            <w:r>
-              <w:rPr>
-                <w:i/>
-                <w:iCs/>
-              </w:rPr>
-              <w:t>=</w:t>
+                <w:lang w:val="uz-Latn-UZ"/>
+              </w:rPr>
+            </w:pPr>
+            <w:r>
+              <w:rPr>
+                <w:i/>
+                <w:iCs/>
+              </w:rPr>
+              <w:t>==</w:t>
             </w:r>
             <w:proofErr w:type="spellStart"/>
             <w:r>
@@ -684,14 +690,6 @@
               </w:rPr>
               <w:t>==</w:t>
             </w:r>
-          </w:p>
-          <w:p>
-            <w:pPr>
-              <w:jc w:val="both"/>
-              <w:rPr>
-                <w:lang w:val="uz-Latn-UZ"/>
-              </w:rPr>
-            </w:pPr>
           </w:p>
         </w:tc>
         <w:tc>
@@ -1409,6 +1407,7 @@
   <w:style w:type="character" w:default="1" w:styleId="DefaultParagraphFont">
     <w:name w:val="Default Paragraph Font"/>
     <w:uiPriority w:val="1"/>
+    <w:semiHidden/>
     <w:unhideWhenUsed/>
   </w:style>
   <w:style w:type="table" w:default="1" w:styleId="TableNormal">
